--- a/public/assets/template/docx/surat_ahli_waris.docx
+++ b/public/assets/template/docx/surat_ahli_waris.docx
@@ -73,7 +73,7 @@
         <w:pStyle w:val="BodyText"/>
       </w:pPr>
       <w:r>
-        <w:t xml:space="preserve">KABUPATEN $NAMA_KAB</w:t>
+        <w:t xml:space="preserve">KABUPATEN ${NAMA_KAB}</w:t>
       </w:r>
     </w:p>
     <w:p>
@@ -81,7 +81,7 @@
         <w:pStyle w:val="BodyText"/>
       </w:pPr>
       <w:r>
-        <w:t xml:space="preserve">KAPANEWON $NAMA_KEC</w:t>
+        <w:t xml:space="preserve">KAPANEWON ${NAMA_KEC}</w:t>
       </w:r>
     </w:p>
     <w:p>
@@ -93,7 +93,7 @@
           <w:b/>
           <w:bCs/>
         </w:rPr>
-        <w:t xml:space="preserve">PEMERINTAH KALURAHAN $NAMA_DES</w:t>
+        <w:t xml:space="preserve">PEMERINTAH KALURAHAN ${NAMA_DES}</w:t>
       </w:r>
     </w:p>
     <w:p>
@@ -101,7 +101,7 @@
         <w:pStyle w:val="BodyText"/>
       </w:pPr>
       <w:r>
-        <w:t xml:space="preserve">$NAMA_DESA_JAWA</w:t>
+        <w:t xml:space="preserve">${NAMA_DESA_JAWA}</w:t>
       </w:r>
       <w:r>
         <w:drawing>
@@ -152,7 +152,7 @@
         <w:pStyle w:val="BodyText"/>
       </w:pPr>
       <w:r>
-        <w:t xml:space="preserve">$ALAMAT_DES</w:t>
+        <w:t xml:space="preserve">${ALAMAT_DES}</w:t>
       </w:r>
     </w:p>
     <w:p>
@@ -160,7 +160,7 @@
         <w:pStyle w:val="BodyText"/>
       </w:pPr>
       <w:r>
-        <w:t xml:space="preserve">Posel : $ALAMAT_MAIL</w:t>
+        <w:t xml:space="preserve">Posel : ${ALAMAT_MAIL}</w:t>
       </w:r>
     </w:p>
     <w:p>
@@ -179,7 +179,7 @@
         <w:pStyle w:val="FirstParagraph"/>
       </w:pPr>
       <w:r>
-        <w:t xml:space="preserve">Nomor : $NOMOR_SURAT /$KODE_DESA /$TAHUN</w:t>
+        <w:t xml:space="preserve">Nomor : ${NOMOR_SURAT} /${KODE_DESA} /${TAHUN}</w:t>
       </w:r>
     </w:p>
     <w:p>
@@ -187,7 +187,7 @@
         <w:pStyle w:val="BodyText"/>
       </w:pPr>
       <w:r>
-        <w:t xml:space="preserve">Yang bertanda tangan di bawah ini kami Lurah $NAMA_DES,</w:t>
+        <w:t xml:space="preserve">Yang bertanda tangan di bawah ini kami Lurah ${NAMA_DES},</w:t>
       </w:r>
       <w:r>
         <w:t xml:space="preserve"> </w:t>
@@ -198,7 +198,7 @@
       </w:r>
       <w:bookmarkEnd w:id="16"/>
       <w:r>
-        <w:t xml:space="preserve">apanewon $NAMA_KEC, Kabupaten $NAMA_KAB, Provinsi Daerah Istimewa Yogyakarta menerangkan dengan sesungguhnya:</w:t>
+        <w:t xml:space="preserve">apanewon ${NAMA_KEC}, Kabupaten ${NAMA_KAB}, Provinsi Daerah Istimewa Yogyakarta menerangkan dengan sesungguhnya:</w:t>
       </w:r>
     </w:p>
     <w:p>
@@ -219,7 +219,7 @@
           <w:b/>
           <w:bCs/>
         </w:rPr>
-        <w:t xml:space="preserve">$NAMA</w:t>
+        <w:t xml:space="preserve">${NAMA}</w:t>
       </w:r>
     </w:p>
     <w:p>
@@ -230,7 +230,7 @@
         </w:numPr>
       </w:pPr>
       <w:r>
-        <w:t xml:space="preserve">NIK : $NO_KTP</w:t>
+        <w:t xml:space="preserve">NIK : ${NO_KTP}</w:t>
       </w:r>
     </w:p>
     <w:p>
@@ -241,7 +241,7 @@
         </w:numPr>
       </w:pPr>
       <w:r>
-        <w:t xml:space="preserve">Tempat/tanggal lahir : $TTL</w:t>
+        <w:t xml:space="preserve">Tempat/tanggal lahir : ${TTL}</w:t>
       </w:r>
     </w:p>
     <w:p>
@@ -252,7 +252,7 @@
         </w:numPr>
       </w:pPr>
       <w:r>
-        <w:t xml:space="preserve">Agama : $AGAMA</w:t>
+        <w:t xml:space="preserve">Agama : ${AGAMA}</w:t>
       </w:r>
     </w:p>
     <w:p>
@@ -263,7 +263,7 @@
         </w:numPr>
       </w:pPr>
       <w:r>
-        <w:t xml:space="preserve">Alamat : $ALAMAT</w:t>
+        <w:t xml:space="preserve">Alamat : ${ALAMAT}</w:t>
       </w:r>
       <w:r>
         <w:t xml:space="preserve"> </w:t>
@@ -277,7 +277,7 @@
         <w:t xml:space="preserve"> </w:t>
       </w:r>
       <w:r>
-        <w:t xml:space="preserve">$NAMA_DES,</w:t>
+        <w:t xml:space="preserve">${NAMA_DES},</w:t>
       </w:r>
       <w:r>
         <w:t xml:space="preserve"> </w:t>
@@ -288,7 +288,7 @@
       </w:r>
       <w:bookmarkEnd w:id="18"/>
       <w:r>
-        <w:t xml:space="preserve">apanewon $NAMA_KEC, Kabupaten $NAMA_KAB</w:t>
+        <w:t xml:space="preserve">apanewon ${NAMA_KEC}, Kabupaten ${NAMA_KAB}</w:t>
       </w:r>
     </w:p>
     <w:p>
@@ -304,7 +304,7 @@
         <w:pStyle w:val="BodyText"/>
       </w:pPr>
       <w:r>
-        <w:t xml:space="preserve">Nama : $NAMA_BARU1</w:t>
+        <w:t xml:space="preserve">Nama : ${NAMA_BARU1}</w:t>
       </w:r>
     </w:p>
     <w:p>
@@ -312,7 +312,7 @@
         <w:pStyle w:val="BodyText"/>
       </w:pPr>
       <w:r>
-        <w:t xml:space="preserve">Surat keterangan ini dibuat untuk kelengkapan syarat $KEPERLUAN.</w:t>
+        <w:t xml:space="preserve">Surat keterangan ini dibuat untuk kelengkapan syarat ${KEPERLUAN}.</w:t>
       </w:r>
     </w:p>
     <w:p>
@@ -358,7 +358,7 @@
               <w:pStyle w:val="BodyText"/>
             </w:pPr>
             <w:r>
-              <w:t xml:space="preserve">1. $SAKSI_BARU1</w:t>
+              <w:t xml:space="preserve">1. ${SAKSI_BARU1}</w:t>
             </w:r>
           </w:p>
           <w:p>
@@ -366,7 +366,7 @@
               <w:pStyle w:val="BodyText"/>
             </w:pPr>
             <w:r>
-              <w:t xml:space="preserve">2. $SAKSI_BARU2</w:t>
+              <w:t xml:space="preserve">2. ${SAKSI_BARU2}</w:t>
             </w:r>
           </w:p>
         </w:tc>
@@ -385,7 +385,7 @@
               <w:pStyle w:val="BodyText"/>
             </w:pPr>
             <w:r>
-              <w:t xml:space="preserve">Panewu $NAMA_KEC</w:t>
+              <w:t xml:space="preserve">Panewu ${NAMA_KEC}</w:t>
             </w:r>
           </w:p>
           <w:p>
@@ -393,7 +393,7 @@
               <w:pStyle w:val="BodyText"/>
             </w:pPr>
             <w:r>
-              <w:t xml:space="preserve">$NAMA_KEPALA_CAMAT</w:t>
+              <w:t xml:space="preserve">${NAMA_KEPALA_CAMAT}</w:t>
             </w:r>
           </w:p>
           <w:p>
@@ -401,7 +401,7 @@
               <w:pStyle w:val="BodyText"/>
             </w:pPr>
             <w:r>
-              <w:t xml:space="preserve">$NIP_KEPALA_CAMAT</w:t>
+              <w:t xml:space="preserve">${NIP_KEPALA_CAMAT}</w:t>
             </w:r>
           </w:p>
         </w:tc>
@@ -412,7 +412,7 @@
               <w:pStyle w:val="BodyText"/>
             </w:pPr>
             <w:r>
-              <w:t xml:space="preserve">$NAMA_DES, $TGL_SURAT</w:t>
+              <w:t xml:space="preserve">${NAMA_DES}, ${TGL_SURAT}</w:t>
             </w:r>
           </w:p>
           <w:p>
@@ -420,7 +420,7 @@
               <w:pStyle w:val="BodyText"/>
             </w:pPr>
             <w:r>
-              <w:t xml:space="preserve">$JABATAN $NAMA_DES</w:t>
+              <w:t xml:space="preserve">${JABATAN} ${NAMA_DES}</w:t>
             </w:r>
           </w:p>
           <w:p>
@@ -428,7 +428,7 @@
               <w:pStyle w:val="BodyText"/>
             </w:pPr>
             <w:r>
-              <w:t xml:space="preserve">$NAMA_PAMONG</w:t>
+              <w:t xml:space="preserve">${NAMA_PAMONG}</w:t>
             </w:r>
           </w:p>
           <w:p>
@@ -436,7 +436,7 @@
               <w:pStyle w:val="BodyText"/>
             </w:pPr>
             <w:r>
-              <w:t xml:space="preserve">$NIP_PAMONG</w:t>
+              <w:t xml:space="preserve">${NIP_PAMONG}</w:t>
             </w:r>
           </w:p>
         </w:tc>
